--- a/Taylor/React Drupal/Taylor Pentz.docx
+++ b/Taylor/React Drupal/Taylor Pentz.docx
@@ -10,8 +10,9 @@
         <w:jc w:val="center"/>
         <w:rPr>
           <w:rFonts w:ascii="Times New Roman" w:eastAsia="Times New Roman" w:hAnsi="Times New Roman" w:cs="Times New Roman"/>
-          <w:sz w:val="24"/>
-          <w:szCs w:val="24"/>
+          <w:sz w:val="28"/>
+          <w:szCs w:val="24"/>
+          <w:u w:val="single"/>
         </w:rPr>
       </w:pPr>
       <w:r>
@@ -84,28 +85,37 @@
           <w:sz w:val="24"/>
           <w:szCs w:val="24"/>
         </w:rPr>
-        <w:t xml:space="preserve"> | 1601 Larkin, High Point, NC | +1 8042860439</w:t>
-      </w:r>
-    </w:p>
-    <w:p>
-      <w:pPr>
-        <w:shd w:val="clear" w:color="auto" w:fill="DBE5F1" w:themeFill="accent1" w:themeFillTint="33"/>
-        <w:spacing w:after="0" w:line="240" w:lineRule="auto"/>
-        <w:contextualSpacing/>
-        <w:jc w:val="center"/>
+        <w:t xml:space="preserve"> | 1601 Larkin, High Point, NC | </w:t>
+      </w:r>
+      <w:r>
         <w:rPr>
           <w:rFonts w:ascii="Times New Roman" w:eastAsia="Times New Roman" w:hAnsi="Times New Roman" w:cs="Times New Roman"/>
-          <w:sz w:val="28"/>
-          <w:szCs w:val="24"/>
-          <w:u w:val="single"/>
-        </w:rPr>
-      </w:pPr>
+          <w:sz w:val="24"/>
+          <w:szCs w:val="24"/>
+        </w:rPr>
+        <w:t>+1 (980) 981-4522</w:t>
+      </w:r>
+      <w:r>
+        <w:rPr>
+          <w:rFonts w:ascii="Times New Roman" w:eastAsia="Times New Roman" w:hAnsi="Times New Roman" w:cs="Times New Roman"/>
+          <w:sz w:val="24"/>
+          <w:szCs w:val="24"/>
+        </w:rPr>
+        <w:t xml:space="preserve"> </w:t>
+      </w:r>
       <w:r>
         <w:rPr>
           <w:rFonts w:ascii="Times New Roman" w:hAnsi="Times New Roman" w:cs="Times New Roman"/>
           <w:sz w:val="24"/>
         </w:rPr>
-        <w:t>https://www.linkedin.com/in/taylor-pentz-698a98381/</w:t>
+        <w:t>https://www.linkedin.com/in/taylor-pentz-10a92a3aa</w:t>
+      </w:r>
+      <w:r>
+        <w:rPr>
+          <w:rFonts w:ascii="Times New Roman" w:hAnsi="Times New Roman" w:cs="Times New Roman"/>
+          <w:sz w:val="24"/>
+        </w:rPr>
+        <w:t xml:space="preserve"> </w:t>
       </w:r>
       <w:bookmarkStart w:id="0" w:name="_GoBack"/>
       <w:bookmarkEnd w:id="0"/>
@@ -6164,7 +6174,7 @@
 </file>
 
 <file path=customXml/itemProps1.xml><?xml version="1.0" encoding="utf-8"?>
-<ds:datastoreItem xmlns:ds="http://schemas.openxmlformats.org/officeDocument/2006/customXml" ds:itemID="{08530AE5-B5A4-4277-9838-982E3B070F30}">
+<ds:datastoreItem xmlns:ds="http://schemas.openxmlformats.org/officeDocument/2006/customXml" ds:itemID="{D46CAA6C-6775-470C-B3E3-8074AEEDD37A}">
   <ds:schemaRefs>
     <ds:schemaRef ds:uri="http://schemas.openxmlformats.org/officeDocument/2006/bibliography"/>
   </ds:schemaRefs>

--- a/Taylor/React Drupal/Taylor Pentz.docx
+++ b/Taylor/React Drupal/Taylor Pentz.docx
@@ -108,17 +108,17 @@
           <w:rFonts w:ascii="Times New Roman" w:hAnsi="Times New Roman" w:cs="Times New Roman"/>
           <w:sz w:val="24"/>
         </w:rPr>
-        <w:t>https://www.linkedin.com/in/taylor-pentz-10a92a3aa</w:t>
-      </w:r>
-      <w:r>
-        <w:rPr>
-          <w:rFonts w:ascii="Times New Roman" w:hAnsi="Times New Roman" w:cs="Times New Roman"/>
-          <w:sz w:val="24"/>
-        </w:rPr>
-        <w:t xml:space="preserve"> </w:t>
+        <w:t>https://www.linkedin.com/in/taylor-p-b0389a3ba</w:t>
       </w:r>
       <w:bookmarkStart w:id="0" w:name="_GoBack"/>
       <w:bookmarkEnd w:id="0"/>
+      <w:r>
+        <w:rPr>
+          <w:rFonts w:ascii="Times New Roman" w:hAnsi="Times New Roman" w:cs="Times New Roman"/>
+          <w:sz w:val="24"/>
+        </w:rPr>
+        <w:t xml:space="preserve"> </w:t>
+      </w:r>
     </w:p>
     <w:p>
       <w:pPr>
@@ -312,25 +312,7 @@
           <w:sz w:val="24"/>
           <w:szCs w:val="24"/>
         </w:rPr>
-        <w:t xml:space="preserve">: Drupal 7/8/9/10, </w:t>
-      </w:r>
-      <w:proofErr w:type="spellStart"/>
-      <w:r>
-        <w:rPr>
-          <w:rFonts w:asciiTheme="majorBidi" w:hAnsiTheme="majorBidi" w:cstheme="majorBidi"/>
-          <w:sz w:val="24"/>
-          <w:szCs w:val="24"/>
-        </w:rPr>
-        <w:t>WordPress</w:t>
-      </w:r>
-      <w:proofErr w:type="spellEnd"/>
-      <w:r>
-        <w:rPr>
-          <w:rFonts w:asciiTheme="majorBidi" w:hAnsiTheme="majorBidi" w:cstheme="majorBidi"/>
-          <w:sz w:val="24"/>
-          <w:szCs w:val="24"/>
-        </w:rPr>
-        <w:t>, Next.js, Nuxt.js</w:t>
+        <w:t>: Drupal 7/8/9/10, WordPress, Next.js, Nuxt.js</w:t>
       </w:r>
     </w:p>
     <w:p>
@@ -348,7 +330,6 @@
           <w:szCs w:val="28"/>
         </w:rPr>
       </w:pPr>
-      <w:proofErr w:type="spellStart"/>
       <w:r>
         <w:rPr>
           <w:rStyle w:val="Strong"/>
@@ -356,97 +337,51 @@
           <w:sz w:val="24"/>
           <w:szCs w:val="24"/>
         </w:rPr>
-        <w:t>DevOps</w:t>
+        <w:t>DevOps &amp; CI/CD</w:t>
+      </w:r>
+      <w:r>
+        <w:rPr>
+          <w:rFonts w:asciiTheme="majorBidi" w:hAnsiTheme="majorBidi" w:cstheme="majorBidi"/>
+          <w:sz w:val="24"/>
+          <w:szCs w:val="24"/>
+        </w:rPr>
+        <w:t xml:space="preserve">: </w:t>
+      </w:r>
+      <w:proofErr w:type="spellStart"/>
+      <w:r>
+        <w:rPr>
+          <w:rFonts w:asciiTheme="majorBidi" w:hAnsiTheme="majorBidi" w:cstheme="majorBidi"/>
+          <w:sz w:val="24"/>
+          <w:szCs w:val="24"/>
+        </w:rPr>
+        <w:t>Git</w:t>
       </w:r>
       <w:proofErr w:type="spellEnd"/>
       <w:r>
         <w:rPr>
-          <w:rStyle w:val="Strong"/>
           <w:rFonts w:asciiTheme="majorBidi" w:hAnsiTheme="majorBidi" w:cstheme="majorBidi"/>
           <w:sz w:val="24"/>
           <w:szCs w:val="24"/>
         </w:rPr>
-        <w:t xml:space="preserve"> &amp; CI/CD</w:t>
-      </w:r>
+        <w:t xml:space="preserve">, GitHub Actions, </w:t>
+      </w:r>
+      <w:proofErr w:type="spellStart"/>
       <w:r>
         <w:rPr>
           <w:rFonts w:asciiTheme="majorBidi" w:hAnsiTheme="majorBidi" w:cstheme="majorBidi"/>
           <w:sz w:val="24"/>
           <w:szCs w:val="24"/>
         </w:rPr>
-        <w:t xml:space="preserve">: </w:t>
-      </w:r>
-      <w:proofErr w:type="spellStart"/>
+        <w:t>Bitbucket</w:t>
+      </w:r>
+      <w:proofErr w:type="spellEnd"/>
       <w:r>
         <w:rPr>
           <w:rFonts w:asciiTheme="majorBidi" w:hAnsiTheme="majorBidi" w:cstheme="majorBidi"/>
           <w:sz w:val="24"/>
           <w:szCs w:val="24"/>
         </w:rPr>
-        <w:t>Git</w:t>
-      </w:r>
-      <w:proofErr w:type="spellEnd"/>
-      <w:r>
-        <w:rPr>
-          <w:rFonts w:asciiTheme="majorBidi" w:hAnsiTheme="majorBidi" w:cstheme="majorBidi"/>
-          <w:sz w:val="24"/>
-          <w:szCs w:val="24"/>
-        </w:rPr>
-        <w:t xml:space="preserve">, </w:t>
-      </w:r>
-      <w:proofErr w:type="spellStart"/>
-      <w:r>
-        <w:rPr>
-          <w:rFonts w:asciiTheme="majorBidi" w:hAnsiTheme="majorBidi" w:cstheme="majorBidi"/>
-          <w:sz w:val="24"/>
-          <w:szCs w:val="24"/>
-        </w:rPr>
-        <w:t>GitHub</w:t>
-      </w:r>
-      <w:proofErr w:type="spellEnd"/>
-      <w:r>
-        <w:rPr>
-          <w:rFonts w:asciiTheme="majorBidi" w:hAnsiTheme="majorBidi" w:cstheme="majorBidi"/>
-          <w:sz w:val="24"/>
-          <w:szCs w:val="24"/>
-        </w:rPr>
-        <w:t xml:space="preserve"> Actions, </w:t>
-      </w:r>
-      <w:proofErr w:type="spellStart"/>
-      <w:r>
-        <w:rPr>
-          <w:rFonts w:asciiTheme="majorBidi" w:hAnsiTheme="majorBidi" w:cstheme="majorBidi"/>
-          <w:sz w:val="24"/>
-          <w:szCs w:val="24"/>
-        </w:rPr>
-        <w:t>Bitbucket</w:t>
-      </w:r>
-      <w:proofErr w:type="spellEnd"/>
-      <w:r>
-        <w:rPr>
-          <w:rFonts w:asciiTheme="majorBidi" w:hAnsiTheme="majorBidi" w:cstheme="majorBidi"/>
-          <w:sz w:val="24"/>
-          <w:szCs w:val="24"/>
-        </w:rPr>
-        <w:t xml:space="preserve"> Pipelines, </w:t>
-      </w:r>
-      <w:proofErr w:type="spellStart"/>
-      <w:r>
-        <w:rPr>
-          <w:rFonts w:asciiTheme="majorBidi" w:hAnsiTheme="majorBidi" w:cstheme="majorBidi"/>
-          <w:sz w:val="24"/>
-          <w:szCs w:val="24"/>
-        </w:rPr>
-        <w:t>Docker</w:t>
-      </w:r>
-      <w:proofErr w:type="spellEnd"/>
-      <w:r>
-        <w:rPr>
-          <w:rFonts w:asciiTheme="majorBidi" w:hAnsiTheme="majorBidi" w:cstheme="majorBidi"/>
-          <w:sz w:val="24"/>
-          <w:szCs w:val="24"/>
-        </w:rPr>
-        <w:t xml:space="preserve">, Pantheon, </w:t>
+        <w:t xml:space="preserve"> Pipelines, Docker, Pantheon, </w:t>
       </w:r>
       <w:proofErr w:type="spellStart"/>
       <w:r>
@@ -612,61 +547,7 @@
           <w:sz w:val="24"/>
           <w:szCs w:val="24"/>
         </w:rPr>
-        <w:t xml:space="preserve">), GCP (App Engine, Firebase), Azure </w:t>
-      </w:r>
-      <w:proofErr w:type="spellStart"/>
-      <w:r>
-        <w:rPr>
-          <w:rFonts w:asciiTheme="majorBidi" w:hAnsiTheme="majorBidi" w:cstheme="majorBidi"/>
-          <w:sz w:val="24"/>
-          <w:szCs w:val="24"/>
-        </w:rPr>
-        <w:t>DevOps</w:t>
-      </w:r>
-      <w:proofErr w:type="spellEnd"/>
-      <w:r>
-        <w:rPr>
-          <w:rFonts w:asciiTheme="majorBidi" w:hAnsiTheme="majorBidi" w:cstheme="majorBidi"/>
-          <w:sz w:val="24"/>
-          <w:szCs w:val="24"/>
-        </w:rPr>
-        <w:t xml:space="preserve">, MySQL, </w:t>
-      </w:r>
-      <w:proofErr w:type="spellStart"/>
-      <w:r>
-        <w:rPr>
-          <w:rFonts w:asciiTheme="majorBidi" w:hAnsiTheme="majorBidi" w:cstheme="majorBidi"/>
-          <w:sz w:val="24"/>
-          <w:szCs w:val="24"/>
-        </w:rPr>
-        <w:t>PostgreSQL</w:t>
-      </w:r>
-      <w:proofErr w:type="spellEnd"/>
-      <w:r>
-        <w:rPr>
-          <w:rFonts w:asciiTheme="majorBidi" w:hAnsiTheme="majorBidi" w:cstheme="majorBidi"/>
-          <w:sz w:val="24"/>
-          <w:szCs w:val="24"/>
-        </w:rPr>
-        <w:t xml:space="preserve">, </w:t>
-      </w:r>
-      <w:proofErr w:type="spellStart"/>
-      <w:r>
-        <w:rPr>
-          <w:rFonts w:asciiTheme="majorBidi" w:hAnsiTheme="majorBidi" w:cstheme="majorBidi"/>
-          <w:sz w:val="24"/>
-          <w:szCs w:val="24"/>
-        </w:rPr>
-        <w:t>MongoDB</w:t>
-      </w:r>
-      <w:proofErr w:type="spellEnd"/>
-      <w:r>
-        <w:rPr>
-          <w:rFonts w:asciiTheme="majorBidi" w:hAnsiTheme="majorBidi" w:cstheme="majorBidi"/>
-          <w:sz w:val="24"/>
-          <w:szCs w:val="24"/>
-        </w:rPr>
-        <w:t xml:space="preserve">, </w:t>
+        <w:t xml:space="preserve">), GCP (App Engine, Firebase), Azure DevOps, MySQL, PostgreSQL, MongoDB, </w:t>
       </w:r>
       <w:proofErr w:type="spellStart"/>
       <w:r>
@@ -1140,15 +1021,7 @@
         <w:jc w:val="both"/>
       </w:pPr>
       <w:r>
-        <w:t xml:space="preserve">Built front-end testing frameworks using Cypress and integrated them with </w:t>
-      </w:r>
-      <w:proofErr w:type="spellStart"/>
-      <w:r>
-        <w:t>GitHub</w:t>
-      </w:r>
-      <w:proofErr w:type="spellEnd"/>
-      <w:r>
-        <w:t xml:space="preserve"> Actions for continuous UI validation across browsers.</w:t>
+        <w:t>Built front-end testing frameworks using Cypress and integrated them with GitHub Actions for continuous UI validation across browsers.</w:t>
       </w:r>
     </w:p>
     <w:p>
@@ -1298,25 +1171,7 @@
           <w:sz w:val="24"/>
           <w:szCs w:val="24"/>
         </w:rPr>
-        <w:t xml:space="preserve">Delivered fully responsive Drupal themes with advanced Twig </w:t>
-      </w:r>
-      <w:proofErr w:type="spellStart"/>
-      <w:r>
-        <w:rPr>
-          <w:rFonts w:ascii="Times New Roman" w:eastAsia="Times New Roman" w:hAnsi="Times New Roman" w:cs="Times New Roman"/>
-          <w:sz w:val="24"/>
-          <w:szCs w:val="24"/>
-        </w:rPr>
-        <w:t>templating</w:t>
-      </w:r>
-      <w:proofErr w:type="spellEnd"/>
-      <w:r>
-        <w:rPr>
-          <w:rFonts w:ascii="Times New Roman" w:eastAsia="Times New Roman" w:hAnsi="Times New Roman" w:cs="Times New Roman"/>
-          <w:sz w:val="24"/>
-          <w:szCs w:val="24"/>
-        </w:rPr>
-        <w:t xml:space="preserve"> and Bootstrap 4 integration, improving mobile UX by over 50% across user segments.</w:t>
+        <w:t>Delivered fully responsive Drupal themes with advanced Twig templating and Bootstrap 4 integration, improving mobile UX by over 50% across user segments.</w:t>
       </w:r>
     </w:p>
     <w:p>
@@ -1454,25 +1309,7 @@
           <w:sz w:val="24"/>
           <w:szCs w:val="24"/>
         </w:rPr>
-        <w:t xml:space="preserve">Automated deployment using Gulp and </w:t>
-      </w:r>
-      <w:proofErr w:type="spellStart"/>
-      <w:r>
-        <w:rPr>
-          <w:rFonts w:ascii="Times New Roman" w:eastAsia="Times New Roman" w:hAnsi="Times New Roman" w:cs="Times New Roman"/>
-          <w:sz w:val="24"/>
-          <w:szCs w:val="24"/>
-        </w:rPr>
-        <w:t>Docker</w:t>
-      </w:r>
-      <w:proofErr w:type="spellEnd"/>
-      <w:r>
-        <w:rPr>
-          <w:rFonts w:ascii="Times New Roman" w:eastAsia="Times New Roman" w:hAnsi="Times New Roman" w:cs="Times New Roman"/>
-          <w:sz w:val="24"/>
-          <w:szCs w:val="24"/>
-        </w:rPr>
-        <w:t xml:space="preserve"> for cross-environment parity and reproducibility.</w:t>
+        <w:t>Automated deployment using Gulp and Docker for cross-environment parity and reproducibility.</w:t>
       </w:r>
     </w:p>
     <w:p>
@@ -1495,25 +1332,7 @@
           <w:sz w:val="24"/>
           <w:szCs w:val="24"/>
         </w:rPr>
-        <w:t xml:space="preserve">Contributed to </w:t>
-      </w:r>
-      <w:proofErr w:type="spellStart"/>
-      <w:r>
-        <w:rPr>
-          <w:rFonts w:ascii="Times New Roman" w:eastAsia="Times New Roman" w:hAnsi="Times New Roman" w:cs="Times New Roman"/>
-          <w:sz w:val="24"/>
-          <w:szCs w:val="24"/>
-        </w:rPr>
-        <w:t>DevOps</w:t>
-      </w:r>
-      <w:proofErr w:type="spellEnd"/>
-      <w:r>
-        <w:rPr>
-          <w:rFonts w:ascii="Times New Roman" w:eastAsia="Times New Roman" w:hAnsi="Times New Roman" w:cs="Times New Roman"/>
-          <w:sz w:val="24"/>
-          <w:szCs w:val="24"/>
-        </w:rPr>
-        <w:t xml:space="preserve"> pipeline for static asset optimization, reducing time-to-first-byte by 35%.</w:t>
+        <w:t>Contributed to DevOps pipeline for static asset optimization, reducing time-to-first-byte by 35%.</w:t>
       </w:r>
     </w:p>
     <w:p>
@@ -2094,19 +1913,11 @@
         </w:numPr>
         <w:jc w:val="both"/>
       </w:pPr>
-      <w:proofErr w:type="spellStart"/>
       <w:r>
         <w:rPr>
           <w:rStyle w:val="Strong"/>
         </w:rPr>
-        <w:t>MongoDB</w:t>
-      </w:r>
-      <w:proofErr w:type="spellEnd"/>
-      <w:r>
-        <w:rPr>
-          <w:rStyle w:val="Strong"/>
-        </w:rPr>
-        <w:t xml:space="preserve"> for Front-End </w:t>
+        <w:t xml:space="preserve">MongoDB for Front-End </w:t>
       </w:r>
       <w:proofErr w:type="spellStart"/>
       <w:r>
@@ -6174,7 +5985,7 @@
 </file>
 
 <file path=customXml/itemProps1.xml><?xml version="1.0" encoding="utf-8"?>
-<ds:datastoreItem xmlns:ds="http://schemas.openxmlformats.org/officeDocument/2006/customXml" ds:itemID="{D46CAA6C-6775-470C-B3E3-8074AEEDD37A}">
+<ds:datastoreItem xmlns:ds="http://schemas.openxmlformats.org/officeDocument/2006/customXml" ds:itemID="{8771B1B9-79C4-498B-8A4D-57720DE4616E}">
   <ds:schemaRefs>
     <ds:schemaRef ds:uri="http://schemas.openxmlformats.org/officeDocument/2006/bibliography"/>
   </ds:schemaRefs>
